--- a/Output/tables-unmerge-cells-output.docx
+++ b/Output/tables-unmerge-cells-output.docx
@@ -20,8 +20,16 @@
               <w:right w:val="single" w:color="auto" w:sz="4" w:space="0"/>
             </w:tcBorders>
           </w:tcPr>
-          <w:p/>
-          <w:p/>
+          <w:p>
+            <w:r>
+              <w:t>Apple</w:t>
+            </w:r>
+          </w:p>
+          <w:p>
+            <w:r>
+              <w:t>Banana</w:t>
+            </w:r>
+          </w:p>
         </w:tc>
         <w:tc>
           <w:tcPr>
@@ -45,7 +53,11 @@
               <w:right w:val="single" w:color="auto" w:sz="4" w:space="0"/>
             </w:tcBorders>
           </w:tcPr>
-          <w:p/>
+          <w:p>
+            <w:r>
+              <w:t>Mango</w:t>
+            </w:r>
+          </w:p>
         </w:tc>
       </w:tr>
       <w:tr>
@@ -59,7 +71,11 @@
               <w:right w:val="single" w:color="auto" w:sz="4" w:space="0"/>
             </w:tcBorders>
           </w:tcPr>
-          <w:p/>
+          <w:p>
+            <w:r>
+              <w:t>Orange</w:t>
+            </w:r>
+          </w:p>
         </w:tc>
         <w:tc>
           <w:tcPr>
@@ -71,7 +87,11 @@
               <w:right w:val="single" w:color="auto" w:sz="4" w:space="0"/>
             </w:tcBorders>
           </w:tcPr>
-          <w:p/>
+          <w:p>
+            <w:r>
+              <w:t>Grape</w:t>
+            </w:r>
+          </w:p>
         </w:tc>
         <w:tc>
           <w:tcPr>
@@ -83,7 +103,11 @@
               <w:right w:val="single" w:color="auto" w:sz="4" w:space="0"/>
             </w:tcBorders>
           </w:tcPr>
-          <w:p/>
+          <w:p>
+            <w:r>
+              <w:t>Kiwi</w:t>
+            </w:r>
+          </w:p>
         </w:tc>
       </w:tr>
       <w:tr>
@@ -97,7 +121,11 @@
               <w:right w:val="single" w:color="auto" w:sz="4" w:space="0"/>
             </w:tcBorders>
           </w:tcPr>
-          <w:p/>
+          <w:p>
+            <w:r>
+              <w:t>Papaya</w:t>
+            </w:r>
+          </w:p>
         </w:tc>
         <w:tc>
           <w:tcPr>
@@ -109,7 +137,11 @@
               <w:right w:val="single" w:color="auto" w:sz="4" w:space="0"/>
             </w:tcBorders>
           </w:tcPr>
-          <w:p/>
+          <w:p>
+            <w:r>
+              <w:t>Pear</w:t>
+            </w:r>
+          </w:p>
         </w:tc>
         <w:tc>
           <w:tcPr>
@@ -121,7 +153,11 @@
               <w:right w:val="single" w:color="auto" w:sz="4" w:space="0"/>
             </w:tcBorders>
           </w:tcPr>
-          <w:p/>
+          <w:p>
+            <w:r>
+              <w:t>Peach</w:t>
+            </w:r>
+          </w:p>
         </w:tc>
       </w:tr>
     </w:tbl>
